--- a/实验二_软件架构设计与微服务拆分/D2-5_OpenAPI契约文档/screenshots/_说明.docx
+++ b/实验二_软件架构设计与微服务拆分/D2-5_OpenAPI契约文档/screenshots/_说明.docx
@@ -16,7 +16,7 @@
         <w:tc>
           <w:tcPr>
             <w:tcW w:type="dxa" w:w="1701"/>
-            <w:shd w:val="clear" w:color="auto" w:fill="EAF4EC"/>
+            <w:shd w:val="clear" w:color="auto" w:fill="EAF6EF"/>
             <w:tcBorders>
               <w:top w:val="single" w:sz="4" w:space="0" w:color="B8D8C2"/>
               <w:left w:val="single" w:sz="4" w:space="0" w:color="B8D8C2"/>
@@ -27,7 +27,7 @@
           </w:tcPr>
           <w:p>
             <w:pPr>
-              <w:spacing w:after="40"/>
+              <w:spacing w:after="20" w:line="259" w:lineRule="auto"/>
               <w:jc w:val="center"/>
             </w:pPr>
             <w:r>
@@ -44,7 +44,7 @@
         <w:tc>
           <w:tcPr>
             <w:tcW w:type="dxa" w:w="7370"/>
-            <w:shd w:val="clear" w:color="auto" w:fill="FFFFFF"/>
+            <w:shd w:val="clear" w:color="auto" w:fill="EAF6EF"/>
             <w:tcBorders>
               <w:top w:val="single" w:sz="4" w:space="0" w:color="D0D7D0"/>
               <w:left w:val="single" w:sz="4" w:space="0" w:color="D0D7D0"/>
@@ -55,7 +55,7 @@
           </w:tcPr>
           <w:p>
             <w:pPr>
-              <w:spacing w:after="40"/>
+              <w:spacing w:after="20" w:line="259" w:lineRule="auto"/>
             </w:pPr>
             <w:r>
               <w:rPr>
@@ -84,7 +84,7 @@
           </w:tcPr>
           <w:p>
             <w:pPr>
-              <w:spacing w:after="40"/>
+              <w:spacing w:after="20" w:line="259" w:lineRule="auto"/>
               <w:jc w:val="center"/>
             </w:pPr>
             <w:r>
@@ -112,7 +112,7 @@
           </w:tcPr>
           <w:p>
             <w:pPr>
-              <w:spacing w:after="40"/>
+              <w:spacing w:after="20" w:line="259" w:lineRule="auto"/>
             </w:pPr>
             <w:r>
               <w:rPr>
@@ -141,7 +141,7 @@
           </w:tcPr>
           <w:p>
             <w:pPr>
-              <w:spacing w:after="40"/>
+              <w:spacing w:after="20" w:line="259" w:lineRule="auto"/>
               <w:jc w:val="center"/>
             </w:pPr>
             <w:r>
@@ -169,7 +169,7 @@
           </w:tcPr>
           <w:p>
             <w:pPr>
-              <w:spacing w:after="40"/>
+              <w:spacing w:after="20" w:line="259" w:lineRule="auto"/>
             </w:pPr>
             <w:r>
               <w:rPr>
@@ -198,7 +198,7 @@
           </w:tcPr>
           <w:p>
             <w:pPr>
-              <w:spacing w:after="40"/>
+              <w:spacing w:after="20" w:line="259" w:lineRule="auto"/>
               <w:jc w:val="center"/>
             </w:pPr>
             <w:r>
@@ -225,7 +225,14 @@
             <w:vAlign w:val="center"/>
           </w:tcPr>
           <w:p>
+            <w:pPr>
+              <w:spacing w:line="259" w:lineRule="auto" w:after="20"/>
+            </w:pPr>
             <w:r>
+              <w:rPr>
+                <w:rFonts w:ascii="Microsoft YaHei" w:hAnsi="Microsoft YaHei" w:eastAsia="Microsoft YaHei"/>
+                <w:sz w:val="18"/>
+              </w:rPr>
               <w:t>戴正宇</w:t>
             </w:r>
           </w:p>
@@ -246,7 +253,7 @@
           </w:tcPr>
           <w:p>
             <w:pPr>
-              <w:spacing w:after="40"/>
+              <w:spacing w:after="20" w:line="259" w:lineRule="auto"/>
               <w:jc w:val="center"/>
             </w:pPr>
             <w:r>
@@ -273,18 +280,29 @@
             <w:vAlign w:val="center"/>
           </w:tcPr>
           <w:p>
+            <w:pPr>
+              <w:spacing w:line="259" w:lineRule="auto" w:after="20"/>
+            </w:pPr>
             <w:r>
+              <w:rPr>
+                <w:rFonts w:ascii="Microsoft YaHei" w:hAnsi="Microsoft YaHei" w:eastAsia="Microsoft YaHei"/>
+                <w:sz w:val="18"/>
+              </w:rPr>
               <w:t>2026-05-14</w:t>
             </w:r>
           </w:p>
         </w:tc>
       </w:tr>
     </w:tbl>
-    <w:p/>
+    <w:p>
+      <w:pPr>
+        <w:spacing w:line="269" w:lineRule="auto" w:after="60"/>
+      </w:pPr>
+    </w:p>
     <w:p>
       <w:pPr>
         <w:keepNext/>
-        <w:spacing w:before="280" w:after="120"/>
+        <w:spacing w:before="280" w:after="60" w:line="269" w:lineRule="auto"/>
         <w:pBdr>
           <w:bottom w:val="single" w:sz="8" w:space="4" w:color="1A7A3D"/>
         </w:pBdr>
@@ -301,59 +319,362 @@
     </w:p>
     <w:p>
       <w:pPr>
-        <w:spacing w:after="40" w:line="348" w:lineRule="auto"/>
+        <w:spacing w:after="60" w:line="269" w:lineRule="auto"/>
         <w:ind w:left="340"/>
       </w:pPr>
       <w:r>
         <w:rPr>
           <w:rFonts w:ascii="Microsoft YaHei" w:hAnsi="Microsoft YaHei" w:eastAsia="Microsoft YaHei"/>
-          <w:b/>
-          <w:color w:val="1A7A3D"/>
           <w:sz w:val="21"/>
         </w:rPr>
-        <w:t xml:space="preserve">• </w:t>
-      </w:r>
-      <w:r>
-        <w:rPr>
-          <w:rFonts w:ascii="Microsoft YaHei" w:hAnsi="Microsoft YaHei" w:eastAsia="Microsoft YaHei"/>
-          <w:b w:val="0"/>
-          <w:color w:val="2B2B2B"/>
-          <w:sz w:val="21"/>
-        </w:rPr>
-        <w:t>建议每个服务一张总览 + 关键 endpoint 几张</w:t>
+        <w:t>• 本目录提供契约预览图；若课程要求工具截图，可用 Swagger UI 打开 YAML 后替换为实际页面截图。</w:t>
       </w:r>
     </w:p>
     <w:tbl>
       <w:tblPr>
+        <w:tblStyle w:val="TableGrid"/>
         <w:tblW w:type="auto" w:w="0"/>
         <w:jc w:val="center"/>
         <w:tblLook w:firstColumn="1" w:firstRow="1" w:lastColumn="0" w:lastRow="0" w:noHBand="0" w:noVBand="1" w:val="04A0"/>
       </w:tblPr>
       <w:tblGrid>
-        <w:gridCol w:w="9746"/>
+        <w:gridCol w:w="2436"/>
+        <w:gridCol w:w="2436"/>
+        <w:gridCol w:w="2436"/>
+        <w:gridCol w:w="2436"/>
       </w:tblGrid>
       <w:tr>
         <w:tc>
           <w:tcPr>
-            <w:tcW w:type="dxa" w:w="9746"/>
-            <w:shd w:val="clear" w:color="auto" w:fill="FBFDFB"/>
-            <w:tcBorders>
-              <w:top w:val="single" w:sz="4" w:space="0" w:color="B8D8C2"/>
-              <w:left w:val="single" w:sz="4" w:space="0" w:color="B8D8C2"/>
-              <w:bottom w:val="single" w:sz="4" w:space="0" w:color="B8D8C2"/>
-              <w:right w:val="single" w:sz="4" w:space="0" w:color="B8D8C2"/>
-            </w:tcBorders>
-            <w:vAlign w:val="top"/>
+            <w:tcW w:type="dxa" w:w="2436"/>
+            <w:vAlign w:val="center"/>
+            <w:shd w:fill="EAF6EF"/>
           </w:tcPr>
           <w:p>
+            <w:pPr>
+              <w:spacing w:line="259" w:lineRule="auto" w:after="20"/>
+              <w:jc w:val="left"/>
+            </w:pPr>
             <w:r>
-              <w:t>课程环境未生成 Swagger UI 截图；正式提交时可用 swagger-ui 打开 YAML 后截图。本目录保留说明以满足模板结构。</w:t>
+              <w:rPr>
+                <w:rFonts w:ascii="Microsoft YaHei" w:hAnsi="Microsoft YaHei" w:eastAsia="Microsoft YaHei"/>
+                <w:sz w:val="18"/>
+              </w:rPr>
+            </w:r>
+            <w:r>
+              <w:rPr>
+                <w:rFonts w:ascii="Microsoft YaHei" w:hAnsi="Microsoft YaHei" w:eastAsia="Microsoft YaHei"/>
+                <w:b/>
+                <w:color w:val="096841"/>
+                <w:sz w:val="18"/>
+              </w:rPr>
+              <w:t>截图文件</w:t>
+            </w:r>
+          </w:p>
+        </w:tc>
+        <w:tc>
+          <w:tcPr>
+            <w:tcW w:type="dxa" w:w="2436"/>
+            <w:vAlign w:val="center"/>
+            <w:shd w:fill="EAF6EF"/>
+          </w:tcPr>
+          <w:p>
+            <w:pPr>
+              <w:spacing w:line="259" w:lineRule="auto" w:after="20"/>
+              <w:jc w:val="left"/>
+            </w:pPr>
+            <w:r>
+              <w:rPr>
+                <w:rFonts w:ascii="Microsoft YaHei" w:hAnsi="Microsoft YaHei" w:eastAsia="Microsoft YaHei"/>
+                <w:sz w:val="18"/>
+              </w:rPr>
+            </w:r>
+            <w:r>
+              <w:rPr>
+                <w:rFonts w:ascii="Microsoft YaHei" w:hAnsi="Microsoft YaHei" w:eastAsia="Microsoft YaHei"/>
+                <w:b/>
+                <w:color w:val="096841"/>
+                <w:sz w:val="18"/>
+              </w:rPr>
+              <w:t>说明</w:t>
+            </w:r>
+          </w:p>
+        </w:tc>
+        <w:tc>
+          <w:tcPr>
+            <w:tcW w:type="dxa" w:w="2436"/>
+            <w:vAlign w:val="center"/>
+            <w:shd w:fill="EAF6EF"/>
+          </w:tcPr>
+          <w:p>
+            <w:pPr>
+              <w:spacing w:line="259" w:lineRule="auto" w:after="20"/>
+              <w:jc w:val="left"/>
+            </w:pPr>
+            <w:r>
+              <w:rPr>
+                <w:rFonts w:ascii="Microsoft YaHei" w:hAnsi="Microsoft YaHei" w:eastAsia="Microsoft YaHei"/>
+                <w:sz w:val="18"/>
+              </w:rPr>
+            </w:r>
+            <w:r>
+              <w:rPr>
+                <w:rFonts w:ascii="Microsoft YaHei" w:hAnsi="Microsoft YaHei" w:eastAsia="Microsoft YaHei"/>
+                <w:b/>
+                <w:color w:val="096841"/>
+                <w:sz w:val="18"/>
+              </w:rPr>
+              <w:t>覆盖内容</w:t>
+            </w:r>
+          </w:p>
+        </w:tc>
+        <w:tc>
+          <w:tcPr>
+            <w:tcW w:type="dxa" w:w="2436"/>
+            <w:vAlign w:val="center"/>
+            <w:shd w:fill="EAF6EF"/>
+          </w:tcPr>
+          <w:p>
+            <w:pPr>
+              <w:spacing w:line="259" w:lineRule="auto" w:after="20"/>
+              <w:jc w:val="left"/>
+            </w:pPr>
+            <w:r>
+              <w:rPr>
+                <w:rFonts w:ascii="Microsoft YaHei" w:hAnsi="Microsoft YaHei" w:eastAsia="Microsoft YaHei"/>
+                <w:sz w:val="18"/>
+              </w:rPr>
+            </w:r>
+            <w:r>
+              <w:rPr>
+                <w:rFonts w:ascii="Microsoft YaHei" w:hAnsi="Microsoft YaHei" w:eastAsia="Microsoft YaHei"/>
+                <w:b/>
+                <w:color w:val="096841"/>
+                <w:sz w:val="18"/>
+              </w:rPr>
+              <w:t>使用场景</w:t>
+            </w:r>
+          </w:p>
+        </w:tc>
+      </w:tr>
+      <w:tr>
+        <w:tc>
+          <w:tcPr>
+            <w:tcW w:type="dxa" w:w="2436"/>
+            <w:vAlign w:val="center"/>
+          </w:tcPr>
+          <w:p>
+            <w:pPr>
+              <w:spacing w:line="259" w:lineRule="auto" w:after="20"/>
+              <w:jc w:val="left"/>
+            </w:pPr>
+            <w:r>
+              <w:rPr>
+                <w:rFonts w:ascii="Microsoft YaHei" w:hAnsi="Microsoft YaHei" w:eastAsia="Microsoft YaHei"/>
+                <w:sz w:val="18"/>
+              </w:rPr>
+            </w:r>
+            <w:r>
+              <w:rPr>
+                <w:rFonts w:ascii="Microsoft YaHei" w:hAnsi="Microsoft YaHei" w:eastAsia="Microsoft YaHei"/>
+                <w:b w:val="0"/>
+                <w:sz w:val="18"/>
+              </w:rPr>
+              <w:t>reservation-service-overview.png</w:t>
+            </w:r>
+          </w:p>
+        </w:tc>
+        <w:tc>
+          <w:tcPr>
+            <w:tcW w:type="dxa" w:w="2436"/>
+            <w:vAlign w:val="center"/>
+          </w:tcPr>
+          <w:p>
+            <w:pPr>
+              <w:spacing w:line="259" w:lineRule="auto" w:after="20"/>
+              <w:jc w:val="left"/>
+            </w:pPr>
+            <w:r>
+              <w:rPr>
+                <w:rFonts w:ascii="Microsoft YaHei" w:hAnsi="Microsoft YaHei" w:eastAsia="Microsoft YaHei"/>
+                <w:sz w:val="18"/>
+              </w:rPr>
+            </w:r>
+            <w:r>
+              <w:rPr>
+                <w:rFonts w:ascii="Microsoft YaHei" w:hAnsi="Microsoft YaHei" w:eastAsia="Microsoft YaHei"/>
+                <w:b w:val="0"/>
+                <w:sz w:val="18"/>
+              </w:rPr>
+              <w:t>预约服务契约概览</w:t>
+            </w:r>
+          </w:p>
+        </w:tc>
+        <w:tc>
+          <w:tcPr>
+            <w:tcW w:type="dxa" w:w="2436"/>
+            <w:vAlign w:val="center"/>
+          </w:tcPr>
+          <w:p>
+            <w:pPr>
+              <w:spacing w:line="259" w:lineRule="auto" w:after="20"/>
+              <w:jc w:val="left"/>
+            </w:pPr>
+            <w:r>
+              <w:rPr>
+                <w:rFonts w:ascii="Microsoft YaHei" w:hAnsi="Microsoft YaHei" w:eastAsia="Microsoft YaHei"/>
+                <w:sz w:val="18"/>
+              </w:rPr>
+            </w:r>
+            <w:r>
+              <w:rPr>
+                <w:rFonts w:ascii="Microsoft YaHei" w:hAnsi="Microsoft YaHei" w:eastAsia="Microsoft YaHei"/>
+                <w:b w:val="0"/>
+                <w:sz w:val="18"/>
+              </w:rPr>
+              <w:t>端点清单、核心 Schema、质量约束、幂等与冲突处理。</w:t>
+            </w:r>
+          </w:p>
+        </w:tc>
+        <w:tc>
+          <w:tcPr>
+            <w:tcW w:type="dxa" w:w="2436"/>
+            <w:vAlign w:val="center"/>
+          </w:tcPr>
+          <w:p>
+            <w:pPr>
+              <w:spacing w:line="259" w:lineRule="auto" w:after="20"/>
+              <w:jc w:val="left"/>
+            </w:pPr>
+            <w:r>
+              <w:rPr>
+                <w:rFonts w:ascii="Microsoft YaHei" w:hAnsi="Microsoft YaHei" w:eastAsia="Microsoft YaHei"/>
+                <w:sz w:val="18"/>
+              </w:rPr>
+            </w:r>
+            <w:r>
+              <w:rPr>
+                <w:rFonts w:ascii="Microsoft YaHei" w:hAnsi="Microsoft YaHei" w:eastAsia="Microsoft YaHei"/>
+                <w:b w:val="0"/>
+                <w:sz w:val="18"/>
+              </w:rPr>
+              <w:t>答辩说明、接口评审。</w:t>
+            </w:r>
+          </w:p>
+        </w:tc>
+      </w:tr>
+      <w:tr>
+        <w:tc>
+          <w:tcPr>
+            <w:tcW w:type="dxa" w:w="2436"/>
+            <w:vAlign w:val="center"/>
+          </w:tcPr>
+          <w:p>
+            <w:pPr>
+              <w:spacing w:line="259" w:lineRule="auto" w:after="20"/>
+              <w:jc w:val="left"/>
+            </w:pPr>
+            <w:r>
+              <w:rPr>
+                <w:rFonts w:ascii="Microsoft YaHei" w:hAnsi="Microsoft YaHei" w:eastAsia="Microsoft YaHei"/>
+                <w:sz w:val="18"/>
+              </w:rPr>
+            </w:r>
+            <w:r>
+              <w:rPr>
+                <w:rFonts w:ascii="Microsoft YaHei" w:hAnsi="Microsoft YaHei" w:eastAsia="Microsoft YaHei"/>
+                <w:b w:val="0"/>
+                <w:sz w:val="18"/>
+              </w:rPr>
+              <w:t>member-service-overview.png</w:t>
+            </w:r>
+          </w:p>
+        </w:tc>
+        <w:tc>
+          <w:tcPr>
+            <w:tcW w:type="dxa" w:w="2436"/>
+            <w:vAlign w:val="center"/>
+          </w:tcPr>
+          <w:p>
+            <w:pPr>
+              <w:spacing w:line="259" w:lineRule="auto" w:after="20"/>
+              <w:jc w:val="left"/>
+            </w:pPr>
+            <w:r>
+              <w:rPr>
+                <w:rFonts w:ascii="Microsoft YaHei" w:hAnsi="Microsoft YaHei" w:eastAsia="Microsoft YaHei"/>
+                <w:sz w:val="18"/>
+              </w:rPr>
+            </w:r>
+            <w:r>
+              <w:rPr>
+                <w:rFonts w:ascii="Microsoft YaHei" w:hAnsi="Microsoft YaHei" w:eastAsia="Microsoft YaHei"/>
+                <w:b w:val="0"/>
+                <w:sz w:val="18"/>
+              </w:rPr>
+              <w:t>会员服务契约概览</w:t>
+            </w:r>
+          </w:p>
+        </w:tc>
+        <w:tc>
+          <w:tcPr>
+            <w:tcW w:type="dxa" w:w="2436"/>
+            <w:vAlign w:val="center"/>
+          </w:tcPr>
+          <w:p>
+            <w:pPr>
+              <w:spacing w:line="259" w:lineRule="auto" w:after="20"/>
+              <w:jc w:val="left"/>
+            </w:pPr>
+            <w:r>
+              <w:rPr>
+                <w:rFonts w:ascii="Microsoft YaHei" w:hAnsi="Microsoft YaHei" w:eastAsia="Microsoft YaHei"/>
+                <w:sz w:val="18"/>
+              </w:rPr>
+            </w:r>
+            <w:r>
+              <w:rPr>
+                <w:rFonts w:ascii="Microsoft YaHei" w:hAnsi="Microsoft YaHei" w:eastAsia="Microsoft YaHei"/>
+                <w:b w:val="0"/>
+                <w:sz w:val="18"/>
+              </w:rPr>
+              <w:t>资料、偏好、授权、积分、优惠券、删除/导出请求。</w:t>
+            </w:r>
+          </w:p>
+        </w:tc>
+        <w:tc>
+          <w:tcPr>
+            <w:tcW w:type="dxa" w:w="2436"/>
+            <w:vAlign w:val="center"/>
+          </w:tcPr>
+          <w:p>
+            <w:pPr>
+              <w:spacing w:line="259" w:lineRule="auto" w:after="20"/>
+              <w:jc w:val="left"/>
+            </w:pPr>
+            <w:r>
+              <w:rPr>
+                <w:rFonts w:ascii="Microsoft YaHei" w:hAnsi="Microsoft YaHei" w:eastAsia="Microsoft YaHei"/>
+                <w:sz w:val="18"/>
+              </w:rPr>
+            </w:r>
+            <w:r>
+              <w:rPr>
+                <w:rFonts w:ascii="Microsoft YaHei" w:hAnsi="Microsoft YaHei" w:eastAsia="Microsoft YaHei"/>
+                <w:b w:val="0"/>
+                <w:sz w:val="18"/>
+              </w:rPr>
+              <w:t>答辩说明、隐私合规说明。</w:t>
             </w:r>
           </w:p>
         </w:tc>
       </w:tr>
     </w:tbl>
-    <w:p/>
+    <w:p>
+      <w:pPr>
+        <w:spacing w:line="269" w:lineRule="auto" w:after="60"/>
+      </w:pPr>
+    </w:p>
     <w:sectPr>
       <w:pgSz w:w="12240" w:h="15840"/>
       <w:pgMar w:top="1134" w:right="1247" w:bottom="1134" w:left="1247" w:header="720" w:footer="720" w:gutter="0"/>

--- a/实验二_软件架构设计与微服务拆分/D2-5_OpenAPI契约文档/screenshots/_说明.docx
+++ b/实验二_软件架构设计与微服务拆分/D2-5_OpenAPI契约文档/screenshots/_说明.docx
@@ -13,6 +13,9 @@
         <w:gridCol w:w="4873"/>
       </w:tblGrid>
       <w:tr>
+        <w:trPr>
+          <w:tblHeader w:val="true"/>
+        </w:trPr>
         <w:tc>
           <w:tcPr>
             <w:tcW w:type="dxa" w:w="1701"/>
@@ -231,6 +234,7 @@
             <w:r>
               <w:rPr>
                 <w:rFonts w:ascii="Microsoft YaHei" w:hAnsi="Microsoft YaHei" w:eastAsia="Microsoft YaHei"/>
+                <w:b w:val="0"/>
                 <w:sz w:val="18"/>
               </w:rPr>
               <w:t>戴正宇</w:t>
@@ -286,6 +290,7 @@
             <w:r>
               <w:rPr>
                 <w:rFonts w:ascii="Microsoft YaHei" w:hAnsi="Microsoft YaHei" w:eastAsia="Microsoft YaHei"/>
+                <w:b w:val="0"/>
                 <w:sz w:val="18"/>
               </w:rPr>
               <w:t>2026-05-14</w:t>
@@ -325,6 +330,7 @@
       <w:r>
         <w:rPr>
           <w:rFonts w:ascii="Microsoft YaHei" w:hAnsi="Microsoft YaHei" w:eastAsia="Microsoft YaHei"/>
+          <w:b w:val="0"/>
           <w:sz w:val="21"/>
         </w:rPr>
         <w:t>• 本目录提供契约预览图；若课程要求工具截图，可用 Swagger UI 打开 YAML 后替换为实际页面截图。</w:t>
@@ -344,6 +350,9 @@
         <w:gridCol w:w="2436"/>
       </w:tblGrid>
       <w:tr>
+        <w:trPr>
+          <w:tblHeader w:val="true"/>
+        </w:trPr>
         <w:tc>
           <w:tcPr>
             <w:tcW w:type="dxa" w:w="2436"/>
@@ -353,22 +362,41 @@
           <w:p>
             <w:pPr>
               <w:spacing w:line="259" w:lineRule="auto" w:after="20"/>
-              <w:jc w:val="left"/>
             </w:pPr>
             <w:r>
               <w:rPr>
                 <w:rFonts w:ascii="Microsoft YaHei" w:hAnsi="Microsoft YaHei" w:eastAsia="Microsoft YaHei"/>
-                <w:sz w:val="18"/>
+                <w:b w:val="0"/>
+                <w:sz w:val="19"/>
               </w:rPr>
             </w:r>
             <w:r>
               <w:rPr>
                 <w:rFonts w:ascii="Microsoft YaHei" w:hAnsi="Microsoft YaHei" w:eastAsia="Microsoft YaHei"/>
-                <w:b/>
-                <w:color w:val="096841"/>
-                <w:sz w:val="18"/>
+                <w:b w:val="0"/>
+                <w:sz w:val="19"/>
               </w:rPr>
-              <w:t>截图文件</w:t>
+              <w:t>文档说明</w:t>
+            </w:r>
+          </w:p>
+          <w:p>
+            <w:pPr>
+              <w:spacing w:line="259" w:lineRule="auto" w:after="20"/>
+            </w:pPr>
+            <w:r>
+              <w:rPr>
+                <w:rFonts w:ascii="Microsoft YaHei" w:hAnsi="Microsoft YaHei" w:eastAsia="Microsoft YaHei"/>
+                <w:b w:val="0"/>
+                <w:sz w:val="19"/>
+              </w:rPr>
+            </w:r>
+            <w:r>
+              <w:rPr>
+                <w:rFonts w:ascii="Microsoft YaHei" w:hAnsi="Microsoft YaHei" w:eastAsia="Microsoft YaHei"/>
+                <w:b w:val="0"/>
+                <w:sz w:val="19"/>
+              </w:rPr>
+              <w:t>本目录存放 Swagger UI 或契约预览截图，用于展示 OpenAPI 文档可被工具识别和浏览。截图只作为评审辅助，最终以 YAML 契约和 JSON 示例为准。</w:t>
             </w:r>
           </w:p>
         </w:tc>
@@ -386,6 +414,7 @@
             <w:r>
               <w:rPr>
                 <w:rFonts w:ascii="Microsoft YaHei" w:hAnsi="Microsoft YaHei" w:eastAsia="Microsoft YaHei"/>
+                <w:b w:val="0"/>
                 <w:sz w:val="18"/>
               </w:rPr>
             </w:r>
@@ -414,6 +443,7 @@
             <w:r>
               <w:rPr>
                 <w:rFonts w:ascii="Microsoft YaHei" w:hAnsi="Microsoft YaHei" w:eastAsia="Microsoft YaHei"/>
+                <w:b w:val="0"/>
                 <w:sz w:val="18"/>
               </w:rPr>
             </w:r>
@@ -442,6 +472,7 @@
             <w:r>
               <w:rPr>
                 <w:rFonts w:ascii="Microsoft YaHei" w:hAnsi="Microsoft YaHei" w:eastAsia="Microsoft YaHei"/>
+                <w:b w:val="0"/>
                 <w:sz w:val="18"/>
               </w:rPr>
             </w:r>
@@ -471,6 +502,7 @@
             <w:r>
               <w:rPr>
                 <w:rFonts w:ascii="Microsoft YaHei" w:hAnsi="Microsoft YaHei" w:eastAsia="Microsoft YaHei"/>
+                <w:b w:val="0"/>
                 <w:sz w:val="18"/>
               </w:rPr>
             </w:r>
@@ -497,6 +529,7 @@
             <w:r>
               <w:rPr>
                 <w:rFonts w:ascii="Microsoft YaHei" w:hAnsi="Microsoft YaHei" w:eastAsia="Microsoft YaHei"/>
+                <w:b w:val="0"/>
                 <w:sz w:val="18"/>
               </w:rPr>
             </w:r>
@@ -523,6 +556,7 @@
             <w:r>
               <w:rPr>
                 <w:rFonts w:ascii="Microsoft YaHei" w:hAnsi="Microsoft YaHei" w:eastAsia="Microsoft YaHei"/>
+                <w:b w:val="0"/>
                 <w:sz w:val="18"/>
               </w:rPr>
             </w:r>
@@ -549,6 +583,7 @@
             <w:r>
               <w:rPr>
                 <w:rFonts w:ascii="Microsoft YaHei" w:hAnsi="Microsoft YaHei" w:eastAsia="Microsoft YaHei"/>
+                <w:b w:val="0"/>
                 <w:sz w:val="18"/>
               </w:rPr>
             </w:r>
@@ -577,6 +612,7 @@
             <w:r>
               <w:rPr>
                 <w:rFonts w:ascii="Microsoft YaHei" w:hAnsi="Microsoft YaHei" w:eastAsia="Microsoft YaHei"/>
+                <w:b w:val="0"/>
                 <w:sz w:val="18"/>
               </w:rPr>
             </w:r>
@@ -603,6 +639,7 @@
             <w:r>
               <w:rPr>
                 <w:rFonts w:ascii="Microsoft YaHei" w:hAnsi="Microsoft YaHei" w:eastAsia="Microsoft YaHei"/>
+                <w:b w:val="0"/>
                 <w:sz w:val="18"/>
               </w:rPr>
             </w:r>
@@ -629,6 +666,7 @@
             <w:r>
               <w:rPr>
                 <w:rFonts w:ascii="Microsoft YaHei" w:hAnsi="Microsoft YaHei" w:eastAsia="Microsoft YaHei"/>
+                <w:b w:val="0"/>
                 <w:sz w:val="18"/>
               </w:rPr>
             </w:r>
@@ -655,6 +693,7 @@
             <w:r>
               <w:rPr>
                 <w:rFonts w:ascii="Microsoft YaHei" w:hAnsi="Microsoft YaHei" w:eastAsia="Microsoft YaHei"/>
+                <w:b w:val="0"/>
                 <w:sz w:val="18"/>
               </w:rPr>
             </w:r>
@@ -665,6 +704,334 @@
                 <w:sz w:val="18"/>
               </w:rPr>
               <w:t>答辩说明、隐私合规说明。</w:t>
+            </w:r>
+          </w:p>
+        </w:tc>
+      </w:tr>
+    </w:tbl>
+    <w:p>
+      <w:pPr>
+        <w:spacing w:line="269" w:lineRule="auto" w:after="60"/>
+      </w:pPr>
+    </w:p>
+    <w:p>
+      <w:pPr>
+        <w:spacing w:line="269" w:lineRule="auto" w:after="60" w:before="200"/>
+      </w:pPr>
+      <w:r>
+        <w:rPr>
+          <w:rFonts w:ascii="Microsoft YaHei" w:hAnsi="Microsoft YaHei" w:eastAsia="Microsoft YaHei"/>
+          <w:b w:val="0"/>
+          <w:sz w:val="21"/>
+        </w:rPr>
+      </w:r>
+      <w:r>
+        <w:rPr>
+          <w:rFonts w:ascii="Microsoft YaHei" w:hAnsi="Microsoft YaHei" w:eastAsia="Microsoft YaHei"/>
+          <w:b/>
+          <w:color w:val="007046"/>
+          <w:sz w:val="27"/>
+        </w:rPr>
+        <w:t>契约截图补充说明</w:t>
+      </w:r>
+    </w:p>
+    <w:p>
+      <w:pPr>
+        <w:spacing w:line="269" w:lineRule="auto" w:after="60"/>
+      </w:pPr>
+      <w:r>
+        <w:rPr>
+          <w:rFonts w:ascii="Microsoft YaHei" w:hAnsi="Microsoft YaHei" w:eastAsia="Microsoft YaHei"/>
+          <w:b w:val="0"/>
+          <w:sz w:val="21"/>
+        </w:rPr>
+      </w:r>
+      <w:r>
+        <w:rPr>
+          <w:rFonts w:ascii="Microsoft YaHei" w:hAnsi="Microsoft YaHei" w:eastAsia="Microsoft YaHei"/>
+          <w:b w:val="0"/>
+          <w:sz w:val="21"/>
+        </w:rPr>
+        <w:t>截图应覆盖服务概览、端点列表、核心 Schema、鉴权要求和典型错误响应。若截图与 YAML 不一致，应更新截图而不是修改契约去迎合截图。</w:t>
+      </w:r>
+    </w:p>
+    <w:p>
+      <w:pPr>
+        <w:spacing w:line="269" w:lineRule="auto" w:after="60"/>
+      </w:pPr>
+      <w:r>
+        <w:rPr>
+          <w:rFonts w:ascii="Microsoft YaHei" w:hAnsi="Microsoft YaHei" w:eastAsia="Microsoft YaHei"/>
+          <w:b w:val="0"/>
+          <w:sz w:val="21"/>
+        </w:rPr>
+      </w:r>
+      <w:r>
+        <w:rPr>
+          <w:rFonts w:ascii="Microsoft YaHei" w:hAnsi="Microsoft YaHei" w:eastAsia="Microsoft YaHei"/>
+          <w:b w:val="0"/>
+          <w:sz w:val="21"/>
+        </w:rPr>
+        <w:t>评审时可以用截图快速确认契约结构是否清晰，但具体字段约束、枚举、必填项和错误模型仍需回到 YAML 文件检查。</w:t>
+      </w:r>
+    </w:p>
+    <w:tbl>
+      <w:tblPr>
+        <w:tblStyle w:val="TableGrid"/>
+        <w:tblW w:type="auto" w:w="0"/>
+        <w:jc w:val="center"/>
+        <w:tblLook w:firstColumn="1" w:firstRow="1" w:lastColumn="0" w:lastRow="0" w:noHBand="0" w:noVBand="1" w:val="04A0"/>
+      </w:tblPr>
+      <w:tblGrid>
+        <w:gridCol w:w="3249"/>
+        <w:gridCol w:w="3249"/>
+        <w:gridCol w:w="3249"/>
+      </w:tblGrid>
+      <w:tr>
+        <w:trPr>
+          <w:tblHeader w:val="true"/>
+        </w:trPr>
+        <w:tc>
+          <w:tcPr>
+            <w:tcW w:type="dxa" w:w="3249"/>
+            <w:vAlign w:val="center"/>
+            <w:shd w:fill="EAF6EF"/>
+          </w:tcPr>
+          <w:p>
+            <w:pPr>
+              <w:spacing w:line="259" w:lineRule="auto" w:after="20"/>
+            </w:pPr>
+            <w:r>
+              <w:rPr>
+                <w:rFonts w:ascii="Microsoft YaHei" w:hAnsi="Microsoft YaHei" w:eastAsia="Microsoft YaHei"/>
+                <w:b w:val="0"/>
+                <w:sz w:val="19"/>
+              </w:rPr>
+            </w:r>
+            <w:r>
+              <w:rPr>
+                <w:rFonts w:ascii="Microsoft YaHei" w:hAnsi="Microsoft YaHei" w:eastAsia="Microsoft YaHei"/>
+                <w:b/>
+                <w:color w:val="007046"/>
+                <w:sz w:val="19"/>
+              </w:rPr>
+              <w:t>截图</w:t>
+            </w:r>
+          </w:p>
+        </w:tc>
+        <w:tc>
+          <w:tcPr>
+            <w:tcW w:type="dxa" w:w="3249"/>
+            <w:vAlign w:val="center"/>
+            <w:shd w:fill="EAF6EF"/>
+          </w:tcPr>
+          <w:p>
+            <w:pPr>
+              <w:spacing w:line="259" w:lineRule="auto" w:after="20"/>
+            </w:pPr>
+            <w:r>
+              <w:rPr>
+                <w:rFonts w:ascii="Microsoft YaHei" w:hAnsi="Microsoft YaHei" w:eastAsia="Microsoft YaHei"/>
+                <w:b w:val="0"/>
+                <w:sz w:val="19"/>
+              </w:rPr>
+            </w:r>
+            <w:r>
+              <w:rPr>
+                <w:rFonts w:ascii="Microsoft YaHei" w:hAnsi="Microsoft YaHei" w:eastAsia="Microsoft YaHei"/>
+                <w:b/>
+                <w:color w:val="007046"/>
+                <w:sz w:val="19"/>
+              </w:rPr>
+              <w:t>说明</w:t>
+            </w:r>
+          </w:p>
+        </w:tc>
+        <w:tc>
+          <w:tcPr>
+            <w:tcW w:type="dxa" w:w="3249"/>
+            <w:vAlign w:val="center"/>
+            <w:shd w:fill="EAF6EF"/>
+          </w:tcPr>
+          <w:p>
+            <w:pPr>
+              <w:spacing w:line="259" w:lineRule="auto" w:after="20"/>
+            </w:pPr>
+            <w:r>
+              <w:rPr>
+                <w:rFonts w:ascii="Microsoft YaHei" w:hAnsi="Microsoft YaHei" w:eastAsia="Microsoft YaHei"/>
+                <w:b w:val="0"/>
+                <w:sz w:val="19"/>
+              </w:rPr>
+            </w:r>
+            <w:r>
+              <w:rPr>
+                <w:rFonts w:ascii="Microsoft YaHei" w:hAnsi="Microsoft YaHei" w:eastAsia="Microsoft YaHei"/>
+                <w:b/>
+                <w:color w:val="007046"/>
+                <w:sz w:val="19"/>
+              </w:rPr>
+              <w:t>评审关注点</w:t>
+            </w:r>
+          </w:p>
+        </w:tc>
+      </w:tr>
+      <w:tr>
+        <w:tc>
+          <w:tcPr>
+            <w:tcW w:type="dxa" w:w="3249"/>
+            <w:vAlign w:val="center"/>
+          </w:tcPr>
+          <w:p>
+            <w:pPr>
+              <w:spacing w:line="259" w:lineRule="auto" w:after="20"/>
+            </w:pPr>
+            <w:r>
+              <w:rPr>
+                <w:rFonts w:ascii="Microsoft YaHei" w:hAnsi="Microsoft YaHei" w:eastAsia="Microsoft YaHei"/>
+                <w:b w:val="0"/>
+                <w:sz w:val="19"/>
+              </w:rPr>
+            </w:r>
+            <w:r>
+              <w:rPr>
+                <w:rFonts w:ascii="Microsoft YaHei" w:hAnsi="Microsoft YaHei" w:eastAsia="Microsoft YaHei"/>
+                <w:b w:val="0"/>
+                <w:sz w:val="18"/>
+              </w:rPr>
+              <w:t>reservation-service-overview.png</w:t>
+            </w:r>
+          </w:p>
+        </w:tc>
+        <w:tc>
+          <w:tcPr>
+            <w:tcW w:type="dxa" w:w="3249"/>
+            <w:vAlign w:val="center"/>
+          </w:tcPr>
+          <w:p>
+            <w:pPr>
+              <w:spacing w:line="259" w:lineRule="auto" w:after="20"/>
+            </w:pPr>
+            <w:r>
+              <w:rPr>
+                <w:rFonts w:ascii="Microsoft YaHei" w:hAnsi="Microsoft YaHei" w:eastAsia="Microsoft YaHei"/>
+                <w:b w:val="0"/>
+                <w:sz w:val="19"/>
+              </w:rPr>
+            </w:r>
+            <w:r>
+              <w:rPr>
+                <w:rFonts w:ascii="Microsoft YaHei" w:hAnsi="Microsoft YaHei" w:eastAsia="Microsoft YaHei"/>
+                <w:b w:val="0"/>
+                <w:sz w:val="18"/>
+              </w:rPr>
+              <w:t>预约服务端点与核心 Schema 概览。</w:t>
+            </w:r>
+          </w:p>
+        </w:tc>
+        <w:tc>
+          <w:tcPr>
+            <w:tcW w:type="dxa" w:w="3249"/>
+            <w:vAlign w:val="center"/>
+          </w:tcPr>
+          <w:p>
+            <w:pPr>
+              <w:spacing w:line="259" w:lineRule="auto" w:after="20"/>
+            </w:pPr>
+            <w:r>
+              <w:rPr>
+                <w:rFonts w:ascii="Microsoft YaHei" w:hAnsi="Microsoft YaHei" w:eastAsia="Microsoft YaHei"/>
+                <w:b w:val="0"/>
+                <w:sz w:val="19"/>
+              </w:rPr>
+            </w:r>
+            <w:r>
+              <w:rPr>
+                <w:rFonts w:ascii="Microsoft YaHei" w:hAnsi="Microsoft YaHei" w:eastAsia="Microsoft YaHei"/>
+                <w:b w:val="0"/>
+                <w:sz w:val="18"/>
+              </w:rPr>
+              <w:t>预约状态机、幂等键、容量冲突。</w:t>
+            </w:r>
+          </w:p>
+        </w:tc>
+      </w:tr>
+      <w:tr>
+        <w:tc>
+          <w:tcPr>
+            <w:tcW w:type="dxa" w:w="3249"/>
+            <w:vAlign w:val="center"/>
+          </w:tcPr>
+          <w:p>
+            <w:pPr>
+              <w:spacing w:line="259" w:lineRule="auto" w:after="20"/>
+            </w:pPr>
+            <w:r>
+              <w:rPr>
+                <w:rFonts w:ascii="Microsoft YaHei" w:hAnsi="Microsoft YaHei" w:eastAsia="Microsoft YaHei"/>
+                <w:b w:val="0"/>
+                <w:sz w:val="19"/>
+              </w:rPr>
+            </w:r>
+            <w:r>
+              <w:rPr>
+                <w:rFonts w:ascii="Microsoft YaHei" w:hAnsi="Microsoft YaHei" w:eastAsia="Microsoft YaHei"/>
+                <w:b w:val="0"/>
+                <w:sz w:val="18"/>
+              </w:rPr>
+              <w:t>member-service-overview.png</w:t>
+            </w:r>
+          </w:p>
+        </w:tc>
+        <w:tc>
+          <w:tcPr>
+            <w:tcW w:type="dxa" w:w="3249"/>
+            <w:vAlign w:val="center"/>
+          </w:tcPr>
+          <w:p>
+            <w:pPr>
+              <w:spacing w:line="259" w:lineRule="auto" w:after="20"/>
+            </w:pPr>
+            <w:r>
+              <w:rPr>
+                <w:rFonts w:ascii="Microsoft YaHei" w:hAnsi="Microsoft YaHei" w:eastAsia="Microsoft YaHei"/>
+                <w:b w:val="0"/>
+                <w:sz w:val="19"/>
+              </w:rPr>
+            </w:r>
+            <w:r>
+              <w:rPr>
+                <w:rFonts w:ascii="Microsoft YaHei" w:hAnsi="Microsoft YaHei" w:eastAsia="Microsoft YaHei"/>
+                <w:b w:val="0"/>
+                <w:sz w:val="18"/>
+              </w:rPr>
+              <w:t>会员服务端点与隐私相关接口概览。</w:t>
+            </w:r>
+          </w:p>
+        </w:tc>
+        <w:tc>
+          <w:tcPr>
+            <w:tcW w:type="dxa" w:w="3249"/>
+            <w:vAlign w:val="center"/>
+          </w:tcPr>
+          <w:p>
+            <w:pPr>
+              <w:spacing w:line="259" w:lineRule="auto" w:after="20"/>
+            </w:pPr>
+            <w:r>
+              <w:rPr>
+                <w:rFonts w:ascii="Microsoft YaHei" w:hAnsi="Microsoft YaHei" w:eastAsia="Microsoft YaHei"/>
+                <w:b w:val="0"/>
+                <w:sz w:val="19"/>
+              </w:rPr>
+            </w:r>
+            <w:r>
+              <w:rPr>
+                <w:rFonts w:ascii="Microsoft YaHei" w:hAnsi="Microsoft YaHei" w:eastAsia="Microsoft YaHei"/>
+                <w:b w:val="0"/>
+                <w:sz w:val="18"/>
+              </w:rPr>
+              <w:t>脱敏字段、授权撤回、删除/导出请求。</w:t>
             </w:r>
           </w:p>
         </w:tc>
